--- a/courts/fourth-circuit/maryland/state/court-of-appeals/brief-on-the-merits/usage/OUTPUT-brief-on-the-merits.docx
+++ b/courts/fourth-circuit/maryland/state/court-of-appeals/brief-on-the-merits/usage/OUTPUT-brief-on-the-merits.docx
@@ -97,11 +97,7 @@
           <w:b/>
           <w:bCs/>
         </w:rPr>
-        <w:t xml:space="preserve">COA-REG</w:t>
-        <w:noBreakHyphen/>
-        <w:t xml:space="preserve">0021</w:t>
-        <w:noBreakHyphen/>
-        <w:t xml:space="preserve">2022</w:t>
+        <w:t xml:space="preserve">COA-REG-⁠0021-⁠2022</w:t>
       </w:r>
     </w:p>
     <w:p>
@@ -277,13 +273,7 @@
         <w:t xml:space="preserve"> </w:t>
       </w:r>
       <w:r>
-        <w:t xml:space="preserve">C</w:t>
-        <w:noBreakHyphen/>
-        <w:t xml:space="preserve">15-CV</w:t>
-        <w:noBreakHyphen/>
-        <w:t xml:space="preserve">22</w:t>
-        <w:noBreakHyphen/>
-        <w:t xml:space="preserve">003258,</w:t>
+        <w:t xml:space="preserve">C-⁠15-CV-⁠22-⁠003258,</w:t>
       </w:r>
       <w:r>
         <w:t xml:space="preserve"> </w:t>
@@ -529,9 +519,7 @@
         <w:t xml:space="preserve"> </w:t>
       </w:r>
       <w:r>
-        <w:t xml:space="preserve">266</w:t>
-        <w:noBreakHyphen/>
-        <w:t xml:space="preserve">3232</w:t>
+        <w:t xml:space="preserve">266-⁠3232</w:t>
       </w:r>
     </w:p>
     <w:p>
@@ -553,9 +541,7 @@
         <w:t xml:space="preserve"> </w:t>
       </w:r>
       <w:r>
-        <w:t xml:space="preserve">266</w:t>
-        <w:noBreakHyphen/>
-        <w:t xml:space="preserve">5561</w:t>
+        <w:t xml:space="preserve">266-⁠5561</w:t>
       </w:r>
     </w:p>
     <w:p>
@@ -1322,9 +1308,7 @@
         <w:t xml:space="preserve"> </w:t>
       </w:r>
       <w:r>
-        <w:t xml:space="preserve">8</w:t>
-        <w:noBreakHyphen/>
-        <w:t xml:space="preserve">112</w:t>
+        <w:t xml:space="preserve">8-⁠112</w:t>
       </w:r>
       <w:r>
         <w:t xml:space="preserve">   </w:t>
@@ -3458,9 +3442,7 @@
         <w:t xml:space="preserve"> </w:t>
       </w:r>
       <w:r>
-        <w:t xml:space="preserve">11</w:t>
-        <w:noBreakHyphen/>
-        <w:t xml:space="preserve">302</w:t>
+        <w:t xml:space="preserve">11-⁠302</w:t>
       </w:r>
       <w:r>
         <w:t xml:space="preserve">   </w:t>
@@ -3518,9 +3500,7 @@
         <w:t xml:space="preserve"> </w:t>
       </w:r>
       <w:r>
-        <w:t xml:space="preserve">11</w:t>
-        <w:noBreakHyphen/>
-        <w:t xml:space="preserve">308(a)</w:t>
+        <w:t xml:space="preserve">11-⁠308(a)</w:t>
       </w:r>
       <w:r>
         <w:t xml:space="preserve">   </w:t>
@@ -3578,9 +3558,7 @@
         <w:t xml:space="preserve"> </w:t>
       </w:r>
       <w:r>
-        <w:t xml:space="preserve">11</w:t>
-        <w:noBreakHyphen/>
-        <w:t xml:space="preserve">503(a)⁠(1)⁠(ii)</w:t>
+        <w:t xml:space="preserve">11-⁠503(a)⁠(1)⁠(ii)</w:t>
       </w:r>
       <w:r>
         <w:t xml:space="preserve">   </w:t>
@@ -3638,9 +3616,7 @@
         <w:t xml:space="preserve"> </w:t>
       </w:r>
       <w:r>
-        <w:t xml:space="preserve">8</w:t>
-        <w:noBreakHyphen/>
-        <w:t xml:space="preserve">103(b)</w:t>
+        <w:t xml:space="preserve">8-⁠103(b)</w:t>
       </w:r>
       <w:r>
         <w:t xml:space="preserve">   </w:t>
@@ -3702,9 +3678,7 @@
         <w:t xml:space="preserve"> </w:t>
       </w:r>
       <w:r>
-        <w:t xml:space="preserve">9</w:t>
-        <w:noBreakHyphen/>
-        <w:t xml:space="preserve">301(c)</w:t>
+        <w:t xml:space="preserve">9-⁠301(c)</w:t>
       </w:r>
       <w:r>
         <w:t xml:space="preserve">   </w:t>
@@ -3762,9 +3736,7 @@
         <w:t xml:space="preserve"> </w:t>
       </w:r>
       <w:r>
-        <w:t xml:space="preserve">9</w:t>
-        <w:noBreakHyphen/>
-        <w:t xml:space="preserve">311.1</w:t>
+        <w:t xml:space="preserve">9-⁠311.1</w:t>
       </w:r>
       <w:r>
         <w:t xml:space="preserve">   </w:t>
@@ -3994,9 +3966,7 @@
         <w:t xml:space="preserve"> </w:t>
       </w:r>
       <w:r>
-        <w:t xml:space="preserve">8</w:t>
-        <w:noBreakHyphen/>
-        <w:t xml:space="preserve">131(c)</w:t>
+        <w:t xml:space="preserve">8-⁠131(c)</w:t>
       </w:r>
       <w:r>
         <w:t xml:space="preserve">   </w:t>
@@ -4427,31 +4397,7 @@
         <w:pStyle w:val="BodyText"/>
       </w:pPr>
       <w:r>
-        <w:t xml:space="preserve">Daniel Cox (“Delegate Cox” or “Appellant”) respectfully appeals the September 26, 2022, order of the Circuit Court for Montgomery County, Case No. C</w:t>
-      </w:r>
-      <w:r>
-        <w:noBreakHyphen/>
-      </w:r>
-      <w:r>
-        <w:t xml:space="preserve">15-CV</w:t>
-      </w:r>
-      <w:r>
-        <w:noBreakHyphen/>
-      </w:r>
-      <w:r>
-        <w:t xml:space="preserve">22</w:t>
-      </w:r>
-      <w:r>
-        <w:noBreakHyphen/>
-      </w:r>
-      <w:r>
-        <w:t xml:space="preserve">003258, granting the Petition for Emergency Remedy by the State Board of Elections. Pursuant to this order, the Maryland State Board of Elections (“State Board” or “Appellee”) may begin the canvassing of mail-in ballots beginning on October 1, 2022, at 8:00 a.m. instead of “8 a.m. on the Wednesday following election day,” as currently mandated by statute, Md. Code Ann., Elec. Law § 11</w:t>
-      </w:r>
-      <w:r>
-        <w:noBreakHyphen/>
-      </w:r>
-      <w:r>
-        <w:t xml:space="preserve">302(b)⁠(1)</w:t>
+        <w:t xml:space="preserve">Daniel Cox (“Delegate Cox” or “Appellant”) respectfully appeals the September 26, 2022, order of the Circuit Court for Montgomery County, Case No. C-⁠15-CV-⁠22-⁠003258, granting the Petition for Emergency Remedy by the State Board of Elections. Pursuant to this order, the Maryland State Board of Elections (“State Board” or “Appellee”) may begin the canvassing of mail-in ballots beginning on October 1, 2022, at 8:00 a.m. instead of “8 a.m. on the Wednesday following election day,” as currently mandated by statute, Md. Code Ann., Elec. Law § 11-⁠302(b)⁠(1)</w:t>
       </w:r>
       <w:r>
         <w:t xml:space="preserve">. (E 026, 027)</w:t>
@@ -4564,13 +4510,7 @@
         <w:tab/>
       </w:r>
       <w:r>
-        <w:t xml:space="preserve">Did the circuit court incorrectly rule that the remedy sought under Maryland Code, Election Law Article § 8</w:t>
-      </w:r>
-      <w:r>
-        <w:noBreakHyphen/>
-      </w:r>
-      <w:r>
-        <w:t xml:space="preserve">103(b)⁠(1)</w:t>
+        <w:t xml:space="preserve">Did the circuit court incorrectly rule that the remedy sought under Maryland Code, Election Law Article § 8-⁠103(b)⁠(1)</w:t>
       </w:r>
       <w:r>
         <w:t xml:space="preserve"> </w:t>
@@ -4590,13 +4530,7 @@
         <w:tab/>
       </w:r>
       <w:r>
-        <w:t xml:space="preserve">Did the application of election law § 8</w:t>
-      </w:r>
-      <w:r>
-        <w:noBreakHyphen/>
-      </w:r>
-      <w:r>
-        <w:t xml:space="preserve">103(b)</w:t>
+        <w:t xml:space="preserve">Did the application of election law § 8-⁠103(b)</w:t>
       </w:r>
       <w:r>
         <w:t xml:space="preserve"> </w:t>
@@ -4616,13 +4550,7 @@
         <w:tab/>
       </w:r>
       <w:r>
-        <w:t xml:space="preserve">Did the circuit court incorrectly rule that the incoming volume of mail-in ballots and timeframe in which to process them constitute “emergency circumstances” that “interfere with the electoral process” as those terms are used in Election Law § 8</w:t>
-      </w:r>
-      <w:r>
-        <w:noBreakHyphen/>
-      </w:r>
-      <w:r>
-        <w:t xml:space="preserve">103(b)⁠(1)</w:t>
+        <w:t xml:space="preserve">Did the circuit court incorrectly rule that the incoming volume of mail-in ballots and timeframe in which to process them constitute “emergency circumstances” that “interfere with the electoral process” as those terms are used in Election Law § 8-⁠103(b)⁠(1)</w:t>
       </w:r>
       <w:r>
         <w:t xml:space="preserve"> </w:t>
@@ -4694,28 +4622,16 @@
         <w:pStyle w:val="BodyText"/>
       </w:pPr>
       <w:r>
-        <w:t xml:space="preserve">Current law imposes a specific timeline by which general election results must be ascertained and certified. Maryland Code, Election Law Article § 11</w:t>
-      </w:r>
-      <w:r>
-        <w:noBreakHyphen/>
-      </w:r>
-      <w:r>
-        <w:t xml:space="preserve">308(a)</w:t>
-      </w:r>
-      <w:r>
-        <w:t xml:space="preserve"> </w:t>
-      </w:r>
-      <w:r>
-        <w:t xml:space="preserve">contemplates that each local board of elections will “verify the vote count” within ten days of election day. Also, the Board of State Canvassers must convene to determine and certify the outcome of every election and ballot question “within 35 days of the election.” Maryland Code, Election Law Article § 11</w:t>
-      </w:r>
-      <w:r>
-        <w:noBreakHyphen/>
-      </w:r>
-      <w:r>
-        <w:t xml:space="preserve">503(a)⁠(1)⁠(ii)</w:t>
-      </w:r>
-      <w:r>
-        <w:t xml:space="preserve">. Finally, the 118th Congress of the United States “shall assemble . . . at noon on the 3d day of January” in 2023. U.S.</w:t>
+        <w:t xml:space="preserve">Current law imposes a specific timeline by which general election results must be ascertained and certified. Maryland Code, Election Law Article § 11-⁠308(a)</w:t>
+      </w:r>
+      <w:r>
+        <w:t xml:space="preserve"> </w:t>
+      </w:r>
+      <w:r>
+        <w:t xml:space="preserve">contemplates that each local board of elections will “verify the vote count” within ten days of election day. Also, the Board of State Canvassers must convene to determine and certify the outcome of every election and ballot question “within 35 days of the election.” Maryland Code, Election Law Article § 11-⁠503(a)⁠(1)⁠(ii)</w:t>
+      </w:r>
+      <w:r>
+        <w:t xml:space="preserve">. Finally, the 118th Congress of the United States “shall assemble ⁠. ⁠. ⁠. at noon on the 3d day of January” in 2023. U.S.</w:t>
       </w:r>
       <w:r>
         <w:t xml:space="preserve"> </w:t>
@@ -4729,31 +4645,13 @@
         <w:pStyle w:val="BodyText"/>
       </w:pPr>
       <w:r>
-        <w:t xml:space="preserve">The law mandates a local board of elections to convene for the mail-in canvass “[f]ollowing an election.” Maryland Code, Election Law Article § 11</w:t>
-      </w:r>
-      <w:r>
-        <w:noBreakHyphen/>
-      </w:r>
-      <w:r>
-        <w:t xml:space="preserve">302(a)</w:t>
-      </w:r>
-      <w:r>
-        <w:t xml:space="preserve">. Local boards are prohibited from “open[ing] any envelope” containing a mail-in ballot “prior to 8 a.m. on the Wednesday following election day.” Maryland Code, Election Law Article § 11</w:t>
-      </w:r>
-      <w:r>
-        <w:noBreakHyphen/>
-      </w:r>
-      <w:r>
-        <w:t xml:space="preserve">302(b)⁠(1)</w:t>
-      </w:r>
-      <w:r>
-        <w:t xml:space="preserve">. And at the end of each day of canvassing, the local board must “prepare and release” an unofficial report of that day’s mail-in ballot tabulation. Maryland Code, Election Law Article § 11</w:t>
-      </w:r>
-      <w:r>
-        <w:noBreakHyphen/>
-      </w:r>
-      <w:r>
-        <w:t xml:space="preserve">302(e)⁠(1)</w:t>
+        <w:t xml:space="preserve">The law mandates a local board of elections to convene for the mail-in canvass “[f]ollowing an election.” Maryland Code, Election Law Article § 11-⁠302(a)</w:t>
+      </w:r>
+      <w:r>
+        <w:t xml:space="preserve">. Local boards are prohibited from “open[ing] any envelope” containing a mail-in ballot “prior to 8 a.m. on the Wednesday following election day.” Maryland Code, Election Law Article § 11-⁠302(b)⁠(1)</w:t>
+      </w:r>
+      <w:r>
+        <w:t xml:space="preserve">. And at the end of each day of canvassing, the local board must “prepare and release” an unofficial report of that day’s mail-in ballot tabulation. Maryland Code, Election Law Article § 11-⁠302(e)⁠(1)</w:t>
       </w:r>
       <w:r>
         <w:t xml:space="preserve">.</w:t>
@@ -4796,13 +4694,7 @@
         <w:t xml:space="preserve"> </w:t>
       </w:r>
       <w:r>
-        <w:t xml:space="preserve">Md. Laws, Ch. 56, Sec. 1. Pursuant to this bill, which was signed by the Governor, all voters became eligible for permanent absentee ballot status. See Maryland Code, Election Law Article § 9</w:t>
-      </w:r>
-      <w:r>
-        <w:noBreakHyphen/>
-      </w:r>
-      <w:r>
-        <w:t xml:space="preserve">311.1</w:t>
+        <w:t xml:space="preserve">Md. Laws, Ch. 56, Sec. 1. Pursuant to this bill, which was signed by the Governor, all voters became eligible for permanent absentee ballot status. See Maryland Code, Election Law Article § 9-⁠311.1</w:t>
       </w:r>
       <w:r>
         <w:t xml:space="preserve">.</w:t>
@@ -4813,13 +4705,7 @@
         <w:pStyle w:val="BodyText"/>
       </w:pPr>
       <w:r>
-        <w:t xml:space="preserve">Presumably mindful of the statutory and constitutional deadlines referenced above – and presumably mindful of how the Election Article had been changed in 2021 to make mail-in voting even easier than it had been in 2020 when the volume of mail-in ballots had increased by 1.4 million – the General Assembly contemplated amending Elec. Law § 11</w:t>
-      </w:r>
-      <w:r>
-        <w:noBreakHyphen/>
-      </w:r>
-      <w:r>
-        <w:t xml:space="preserve">302(b)⁠(1)</w:t>
+        <w:t xml:space="preserve">Presumably mindful of the statutory and constitutional deadlines referenced above – and presumably mindful of how the Election Article had been changed in 2021 to make mail-in voting even easier than it had been in 2020 when the volume of mail-in ballots had increased by 1.4 million – the General Assembly contemplated amending Elec. Law § 11-⁠302(b)⁠(1)</w:t>
       </w:r>
       <w:r>
         <w:t xml:space="preserve"> </w:t>
@@ -4833,13 +4719,7 @@
         <w:pStyle w:val="BodyText"/>
       </w:pPr>
       <w:r>
-        <w:t xml:space="preserve">Thus, after seeing a twelve-fold increase in mail in ballots in 2020 as compared to the previous election, the Legislative and Executive Departments made mail-in voting even easier in 2021 by creating a permanent absentee ballot list. See Elec. Law § 9</w:t>
-      </w:r>
-      <w:r>
-        <w:noBreakHyphen/>
-      </w:r>
-      <w:r>
-        <w:t xml:space="preserve">311.1</w:t>
+        <w:t xml:space="preserve">Thus, after seeing a twelve-fold increase in mail in ballots in 2020 as compared to the previous election, the Legislative and Executive Departments made mail-in voting even easier in 2021 by creating a permanent absentee ballot list. See Elec. Law § 9-⁠311.1</w:t>
       </w:r>
       <w:r>
         <w:t xml:space="preserve">. But then, in 2022, when posed with the question of giving election boards more time to count ballots, the Legislative and Executive Departments opted to do nothing. (E 012) Now the State Board wants this Court to perform an action the other two departments of government have contemplated, but nevertheless have refused to address.</w:t>
@@ -4894,13 +4774,7 @@
         <w:pStyle w:val="BodyText"/>
       </w:pPr>
       <w:r>
-        <w:t xml:space="preserve">Maryland Rule 8</w:t>
-      </w:r>
-      <w:r>
-        <w:noBreakHyphen/>
-      </w:r>
-      <w:r>
-        <w:t xml:space="preserve">131(c) states:</w:t>
+        <w:t xml:space="preserve">Maryland Rule 8-⁠131(c) states:</w:t>
       </w:r>
     </w:p>
     <w:p>
@@ -4924,13 +4798,7 @@
         <w:pStyle w:val="BodyText"/>
       </w:pPr>
       <w:r>
-        <w:t xml:space="preserve">Therefore, insomuch as the constitutionality of Elec. Law § 8</w:t>
-      </w:r>
-      <w:r>
-        <w:noBreakHyphen/>
-      </w:r>
-      <w:r>
-        <w:t xml:space="preserve">103(b)⁠(1)</w:t>
+        <w:t xml:space="preserve">Therefore, insomuch as the constitutionality of Elec. Law § 8-⁠103(b)⁠(1)</w:t>
       </w:r>
       <w:r>
         <w:t xml:space="preserve"> </w:t>
@@ -4942,13 +4810,7 @@
         <w:t xml:space="preserve"> </w:t>
       </w:r>
       <w:r>
-        <w:t xml:space="preserve">v. State, 383 Md. 684, 688, 861 A.2d 727, 730 (Md. 2004). Likewise, with respect to whether “emergency circumstances” have arisen pursuant to Elec. Law § 8</w:t>
-      </w:r>
-      <w:r>
-        <w:noBreakHyphen/>
-      </w:r>
-      <w:r>
-        <w:t xml:space="preserve">103(b)⁠(1)</w:t>
+        <w:t xml:space="preserve">v. State, 383 Md. 684, 688, 861 A.2d 727, 730 (Md. 2004). Likewise, with respect to whether “emergency circumstances” have arisen pursuant to Elec. Law § 8-⁠103(b)⁠(1)</w:t>
       </w:r>
       <w:r>
         <w:t xml:space="preserve">, this, too, is a pure question of law requiring de novo review since the evidence is stipulated. See Collins,</w:t>
@@ -5263,13 +5125,7 @@
         <w:pStyle w:val="BodyText"/>
       </w:pPr>
       <w:r>
-        <w:t xml:space="preserve">Md. Code, Elec. Law § 8</w:t>
-      </w:r>
-      <w:r>
-        <w:noBreakHyphen/>
-      </w:r>
-      <w:r>
-        <w:t xml:space="preserve">103(b)⁠(1)</w:t>
+        <w:t xml:space="preserve">Md. Code, Elec. Law § 8-⁠103(b)⁠(1)</w:t>
       </w:r>
       <w:r>
         <w:t xml:space="preserve"> </w:t>
@@ -5291,13 +5147,7 @@
         <w:pStyle w:val="BodyText"/>
       </w:pPr>
       <w:r>
-        <w:t xml:space="preserve">Delegate Cox respectfully submits that Elec. Law § 8</w:t>
-      </w:r>
-      <w:r>
-        <w:noBreakHyphen/>
-      </w:r>
-      <w:r>
-        <w:t xml:space="preserve">103(b)⁠(1)</w:t>
+        <w:t xml:space="preserve">Delegate Cox respectfully submits that Elec. Law § 8-⁠103(b)⁠(1)</w:t>
       </w:r>
       <w:r>
         <w:t xml:space="preserve"> </w:t>
@@ -5343,13 +5193,7 @@
         <w:t xml:space="preserve"> </w:t>
       </w:r>
       <w:r>
-        <w:t xml:space="preserve">involved a Montgomery County Code section, the fact pattern is otherwise identical. Elec Law § 8</w:t>
-      </w:r>
-      <w:r>
-        <w:noBreakHyphen/>
-      </w:r>
-      <w:r>
-        <w:t xml:space="preserve">103(b)</w:t>
+        <w:t xml:space="preserve">involved a Montgomery County Code section, the fact pattern is otherwise identical. Elec Law § 8-⁠103(b)</w:t>
       </w:r>
       <w:r>
         <w:t xml:space="preserve"> </w:t>
@@ -5507,13 +5351,7 @@
         <w:t xml:space="preserve"> </w:t>
       </w:r>
       <w:r>
-        <w:t xml:space="preserve">92 Md. at 161</w:t>
-      </w:r>
-      <w:r>
-        <w:noBreakHyphen/>
-      </w:r>
-      <w:r>
-        <w:t xml:space="preserve">61, 48 A. at 50). Thus, we may infer that a Judge cannot be required to assume or discharge the duties which pertain to either the Legislative or Executive Departments. Cf. id.</w:t>
+        <w:t xml:space="preserve">92 Md. at 161-⁠61, 48 A. at 50). Thus, we may infer that a Judge cannot be required to assume or discharge the duties which pertain to either the Legislative or Executive Departments. Cf. id.</w:t>
       </w:r>
     </w:p>
     <w:p>
@@ -5533,13 +5371,7 @@
         <w:t xml:space="preserve"> </w:t>
       </w:r>
       <w:r>
-        <w:t xml:space="preserve">of Supervisors of Election v. Todd, 97 Md. 247, 262</w:t>
-      </w:r>
-      <w:r>
-        <w:noBreakHyphen/>
-      </w:r>
-      <w:r>
-        <w:t xml:space="preserve">63, 54 A. 963 (1903), which also was a case involving a Legislative imposition of non-judicial duties on Judges:</w:t>
+        <w:t xml:space="preserve">of Supervisors of Election v. Todd, 97 Md. 247, 262-⁠63, 54 A. 963 (1903), which also was a case involving a Legislative imposition of non-judicial duties on Judges:</w:t>
       </w:r>
     </w:p>
     <w:p>
@@ -5593,13 +5425,7 @@
         <w:t xml:space="preserve"> </w:t>
       </w:r>
       <w:r>
-        <w:t xml:space="preserve">v. Liberty Mut. Ins. Co., 478 Md. 333, 274 A.3d 412 (Md. 2022). In holding that Article 8 did not limit the Chief Judge’s authority to suspend statutes of limitations during the COVID</w:t>
-      </w:r>
-      <w:r>
-        <w:noBreakHyphen/>
-      </w:r>
-      <w:r>
-        <w:t xml:space="preserve">19 pandemic, the Murphy</w:t>
+        <w:t xml:space="preserve">v. Liberty Mut. Ins. Co., 478 Md. 333, 274 A.3d 412 (Md. 2022). In holding that Article 8 did not limit the Chief Judge’s authority to suspend statutes of limitations during the COVID-⁠19 pandemic, the Murphy</w:t>
       </w:r>
       <w:r>
         <w:t xml:space="preserve"> </w:t>
@@ -5679,7 +5505,7 @@
         <w:pStyle w:val="XdQuoteOnly"/>
       </w:pPr>
       <w:r>
-        <w:t xml:space="preserve">Because courts cannot be required to exercise nonjudicial duties it has been held by this Court that it is beyond the power of the Legislature to require the judiciary to: . . . perform duties tantamount to a board of review in assessing property for tax purposes, Baltimore</w:t>
+        <w:t xml:space="preserve">Because courts cannot be required to exercise nonjudicial duties it has been held by this Court that it is beyond the power of the Legislature to require the judiciary to: ⁠. ⁠. ⁠. perform duties tantamount to a board of review in assessing property for tax purposes, Baltimore</w:t>
       </w:r>
       <w:r>
         <w:t xml:space="preserve"> </w:t>
@@ -5723,13 +5549,7 @@
         <w:t xml:space="preserve"> </w:t>
       </w:r>
       <w:r>
-        <w:t xml:space="preserve">295 Md. at 260</w:t>
-      </w:r>
-      <w:r>
-        <w:noBreakHyphen/>
-      </w:r>
-      <w:r>
-        <w:t xml:space="preserve">61 (quoting Dep’t</w:t>
+        <w:t xml:space="preserve">295 Md. at 260-⁠61 (quoting Dep’t</w:t>
       </w:r>
       <w:r>
         <w:t xml:space="preserve"> </w:t>
@@ -5763,13 +5583,7 @@
         <w:pStyle w:val="BodyText"/>
       </w:pPr>
       <w:r>
-        <w:t xml:space="preserve">In the case at bar, the General Assembly exercised its Legislative function by passing not one, but two bills during the 2022 Regular Legislative Session that would have allowed the State Board and local election boards to canvass and tabulate mail-in ballots days before the election. (E 012) That was after the General Assembly had made voting-by-mail easier by creating a permanent absentee ballot list. See Elec. Law § 9</w:t>
-      </w:r>
-      <w:r>
-        <w:noBreakHyphen/>
-      </w:r>
-      <w:r>
-        <w:t xml:space="preserve">311.1</w:t>
+        <w:t xml:space="preserve">In the case at bar, the General Assembly exercised its Legislative function by passing not one, but two bills during the 2022 Regular Legislative Session that would have allowed the State Board and local election boards to canvass and tabulate mail-in ballots days before the election. (E 012) That was after the General Assembly had made voting-by-mail easier by creating a permanent absentee ballot list. See Elec. Law § 9-⁠311.1</w:t>
       </w:r>
       <w:r>
         <w:t xml:space="preserve">. In other words, the General Assembly – clearly mindful of the twelve-fold increase in mail-in ballots from 2018 to 2020 and its own liberalization of mail-in ballot laws in 2021– enacted legislation in 2022 that anticipated the very problems referenced by the State Board in the case at bar.</w:t>
@@ -5814,19 +5628,7 @@
         <w:t xml:space="preserve"> </w:t>
       </w:r>
       <w:r>
-        <w:t xml:space="preserve">required Clerks of Court to issue saloon licenses to applicants pursuant to ten questions. 188 Md. at 25</w:t>
-      </w:r>
-      <w:r>
-        <w:noBreakHyphen/>
-      </w:r>
-      <w:r>
-        <w:t xml:space="preserve">26, 52 A.2d at 87</w:t>
-      </w:r>
-      <w:r>
-        <w:noBreakHyphen/>
-      </w:r>
-      <w:r>
-        <w:t xml:space="preserve">88. The Court deemed the first six of these as being “questions of fact and law upon which the Judge is required to exercise his judgment after hearing the evidence.” 188 Md. at 25, 52 A.2d at 87. However, the Court had constitutional concerns about the last four questions:</w:t>
+        <w:t xml:space="preserve">required Clerks of Court to issue saloon licenses to applicants pursuant to ten questions. 188 Md. at 25-⁠26, 52 A.2d at 87-⁠88. The Court deemed the first six of these as being “questions of fact and law upon which the Judge is required to exercise his judgment after hearing the evidence.” 188 Md. at 25, 52 A.2d at 87. However, the Court had constitutional concerns about the last four questions:</w:t>
       </w:r>
     </w:p>
     <w:p>
@@ -5848,19 +5650,7 @@
         <w:t xml:space="preserve"> </w:t>
       </w:r>
       <w:r>
-        <w:t xml:space="preserve">188 Md. at 25</w:t>
-      </w:r>
-      <w:r>
-        <w:noBreakHyphen/>
-      </w:r>
-      <w:r>
-        <w:t xml:space="preserve">26, 52 A.2d at 87</w:t>
-      </w:r>
-      <w:r>
-        <w:noBreakHyphen/>
-      </w:r>
-      <w:r>
-        <w:t xml:space="preserve">88.</w:t>
+        <w:t xml:space="preserve">188 Md. at 25-⁠26, 52 A.2d at 87-⁠88.</w:t>
       </w:r>
     </w:p>
     <w:p>
@@ -5902,13 +5692,7 @@
         <w:t xml:space="preserve"> </w:t>
       </w:r>
       <w:r>
-        <w:t xml:space="preserve">at 188 Md. at 26</w:t>
-      </w:r>
-      <w:r>
-        <w:noBreakHyphen/>
-      </w:r>
-      <w:r>
-        <w:t xml:space="preserve">27, 52 A.2d at 88.</w:t>
+        <w:t xml:space="preserve">at 188 Md. at 26-⁠27, 52 A.2d at 88.</w:t>
       </w:r>
     </w:p>
     <w:p>
@@ -5950,19 +5734,7 @@
         <w:t xml:space="preserve"> </w:t>
       </w:r>
       <w:r>
-        <w:t xml:space="preserve">at 188 Md. at 27</w:t>
-      </w:r>
-      <w:r>
-        <w:noBreakHyphen/>
-      </w:r>
-      <w:r>
-        <w:t xml:space="preserve">28, 52 A.2d at 88</w:t>
-      </w:r>
-      <w:r>
-        <w:noBreakHyphen/>
-      </w:r>
-      <w:r>
-        <w:t xml:space="preserve">89.</w:t>
+        <w:t xml:space="preserve">at 188 Md. at 27-⁠28, 52 A.2d at 88-⁠89.</w:t>
       </w:r>
     </w:p>
     <w:p>
@@ -6006,13 +5778,7 @@
         <w:pStyle w:val="BodyText"/>
       </w:pPr>
       <w:r>
-        <w:t xml:space="preserve">Returning to the case at bar, the Elec. Law § 8</w:t>
-      </w:r>
-      <w:r>
-        <w:noBreakHyphen/>
-      </w:r>
-      <w:r>
-        <w:t xml:space="preserve">103(b)⁠(1)</w:t>
+        <w:t xml:space="preserve">Returning to the case at bar, the Elec. Law § 8-⁠103(b)⁠(1)</w:t>
       </w:r>
       <w:r>
         <w:t xml:space="preserve"> </w:t>
@@ -6032,13 +5798,7 @@
         <w:pStyle w:val="BodyText"/>
       </w:pPr>
       <w:r>
-        <w:t xml:space="preserve">First, the term “any action” involves the universal set. In other words, the General Assembly is declaring that the Judicial Department may do anything it wants, just so long as it is “in the public interest and protects the integrity of the electoral process.” Elec. Law § 8</w:t>
-      </w:r>
-      <w:r>
-        <w:noBreakHyphen/>
-      </w:r>
-      <w:r>
-        <w:t xml:space="preserve">103(b)⁠(1)</w:t>
+        <w:t xml:space="preserve">First, the term “any action” involves the universal set. In other words, the General Assembly is declaring that the Judicial Department may do anything it wants, just so long as it is “in the public interest and protects the integrity of the electoral process.” Elec. Law § 8-⁠103(b)⁠(1)</w:t>
       </w:r>
       <w:r>
         <w:t xml:space="preserve">. Naturally, purely judicial acts would fall into this universal set. However, so would non-judicial acts. This is because the universal nature of “any action” necessarily includes judicial acts as well as quasi-legislative/​non-judicial acts.</w:t>
@@ -6055,13 +5815,7 @@
         <w:t xml:space="preserve"> </w:t>
       </w:r>
       <w:r>
-        <w:t xml:space="preserve">v. Ford, 644 A.2d 522, 532, 335 Md. 525, 526 (Md. 1993). “Courts, … have struggled to refine and narrow the definition in an attempt to make the concept more concrete.” Id. Therefore, the concept of “public interest” as set forth in Elec. Law § 8</w:t>
-      </w:r>
-      <w:r>
-        <w:noBreakHyphen/>
-      </w:r>
-      <w:r>
-        <w:t xml:space="preserve">103(b)⁠(1)</w:t>
+        <w:t xml:space="preserve">v. Ford, 644 A.2d 522, 532, 335 Md. 525, 526 (Md. 1993). “Courts, … have struggled to refine and narrow the definition in an attempt to make the concept more concrete.” Id. Therefore, the concept of “public interest” as set forth in Elec. Law § 8-⁠103(b)⁠(1)</w:t>
       </w:r>
       <w:r>
         <w:t xml:space="preserve"> </w:t>
@@ -6073,19 +5827,7 @@
         <w:t xml:space="preserve"> </w:t>
       </w:r>
       <w:r>
-        <w:t xml:space="preserve">at 188 Md. at 27</w:t>
-      </w:r>
-      <w:r>
-        <w:noBreakHyphen/>
-      </w:r>
-      <w:r>
-        <w:t xml:space="preserve">28, 52 A.2d at 88</w:t>
-      </w:r>
-      <w:r>
-        <w:noBreakHyphen/>
-      </w:r>
-      <w:r>
-        <w:t xml:space="preserve">89 (“… whether a place is a proper one for a license with reference to the public peace and general welfare of the neighborhood … is not a judicial question… .”) In fact, the determination of what is in the public interest is invariably a legislative function. See Sugarloaf,</w:t>
+        <w:t xml:space="preserve">at 188 Md. at 27-⁠28, 52 A.2d at 88-⁠89 (“… whether a place is a proper one for a license with reference to the public peace and general welfare of the neighborhood … is not a judicial question… ⁠.”) In fact, the determination of what is in the public interest is invariably a legislative function. See Sugarloaf,</w:t>
       </w:r>
       <w:r>
         <w:t xml:space="preserve"> </w:t>
@@ -6099,13 +5841,7 @@
         <w:pStyle w:val="XdQuoteOnly"/>
       </w:pPr>
       <w:r>
-        <w:t xml:space="preserve">Section 19A</w:t>
-      </w:r>
-      <w:r>
-        <w:noBreakHyphen/>
-      </w:r>
-      <w:r>
-        <w:t xml:space="preserve">22(b) of the Montgomery County Code purports to allow a court to void legislation (or other local governmental action) because the court concludes that to do so would be in the best interest of the public. As our cases demonstrate, that sort of unguided discretion, involving, as it does, questions of policy and expediency, is legislative, not judicial, discretion. It is the sort of discretion that may not, consistent with Article 8 of the Declaration of Rights, be vested in a court.</w:t>
+        <w:t xml:space="preserve">Section 19A-⁠22(b) of the Montgomery County Code purports to allow a court to void legislation (or other local governmental action) because the court concludes that to do so would be in the best interest of the public. As our cases demonstrate, that sort of unguided discretion, involving, as it does, questions of policy and expediency, is legislative, not judicial, discretion. It is the sort of discretion that may not, consistent with Article 8 of the Declaration of Rights, be vested in a court.</w:t>
       </w:r>
     </w:p>
     <w:p>
@@ -6113,13 +5849,7 @@
         <w:pStyle w:val="BodyText"/>
       </w:pPr>
       <w:r>
-        <w:t xml:space="preserve">Therefore, the only possible guide to limit the function of the Courts is that any such remedy must “protect[] the integrity of the electoral process.” Elec. Law § 8</w:t>
-      </w:r>
-      <w:r>
-        <w:noBreakHyphen/>
-      </w:r>
-      <w:r>
-        <w:t xml:space="preserve">103(b)⁠(1)</w:t>
+        <w:t xml:space="preserve">Therefore, the only possible guide to limit the function of the Courts is that any such remedy must “protect[] the integrity of the electoral process.” Elec. Law § 8-⁠103(b)⁠(1)</w:t>
       </w:r>
       <w:r>
         <w:t xml:space="preserve">. However, that limitation is in addition to “public interest” limitation. See id. (“…a remedy that is in the public interest and protects the integrity of the electoral process” (emphasis added)). In other words, if the concept of “public interest” is too nebulous to be constitutional, then whether the remedy “protects the integrity of the electoral process” becomes a moot question because the two restrictions are concurrent.</w:t>
@@ -6130,37 +5860,19 @@
         <w:pStyle w:val="BodyText"/>
       </w:pPr>
       <w:r>
-        <w:t xml:space="preserve">Nevertheless, even if the integrity limitation could be read in a vacuum, at the very least it would show that, as applied to this case, Elec. Law § 8</w:t>
-      </w:r>
-      <w:r>
-        <w:noBreakHyphen/>
-      </w:r>
-      <w:r>
-        <w:t xml:space="preserve">103(b)⁠(1)</w:t>
-      </w:r>
-      <w:r>
-        <w:t xml:space="preserve"> </w:t>
-      </w:r>
-      <w:r>
-        <w:t xml:space="preserve">and/​or the circuit court’s order would be unconstitutional. The “electoral process,” id., is codified into the Maryland Code as the entire Election Law Article. In other words, Md. Code, Elec. Law § 11</w:t>
-      </w:r>
-      <w:r>
-        <w:noBreakHyphen/>
-      </w:r>
-      <w:r>
-        <w:t xml:space="preserve">302(b)</w:t>
-      </w:r>
-      <w:r>
-        <w:t xml:space="preserve"> </w:t>
-      </w:r>
-      <w:r>
-        <w:t xml:space="preserve">– being part of the Election Law Article – is part of the “electoral process.” Therefore, any suspension of Elec. Law § 11</w:t>
-      </w:r>
-      <w:r>
-        <w:noBreakHyphen/>
-      </w:r>
-      <w:r>
-        <w:t xml:space="preserve">302(b)</w:t>
+        <w:t xml:space="preserve">Nevertheless, even if the integrity limitation could be read in a vacuum, at the very least it would show that, as applied to this case, Elec. Law § 8-⁠103(b)⁠(1)</w:t>
+      </w:r>
+      <w:r>
+        <w:t xml:space="preserve"> </w:t>
+      </w:r>
+      <w:r>
+        <w:t xml:space="preserve">and/​or the circuit court’s order would be unconstitutional. The “electoral process,” id., is codified into the Maryland Code as the entire Election Law Article. In other words, Md. Code, Elec. Law § 11-⁠302(b)</w:t>
+      </w:r>
+      <w:r>
+        <w:t xml:space="preserve"> </w:t>
+      </w:r>
+      <w:r>
+        <w:t xml:space="preserve">– being part of the Election Law Article – is part of the “electoral process.” Therefore, any suspension of Elec. Law § 11-⁠302(b)</w:t>
       </w:r>
       <w:r>
         <w:t xml:space="preserve">, or any other section of the Election Law, would not protect the integrity of the electoral process; instead, it would undermine the process.</w:t>
@@ -6171,25 +5883,13 @@
         <w:pStyle w:val="BodyText"/>
       </w:pPr>
       <w:r>
-        <w:t xml:space="preserve">Restated, because any suspension of Elec. Law § 11</w:t>
-      </w:r>
-      <w:r>
-        <w:noBreakHyphen/>
-      </w:r>
-      <w:r>
-        <w:t xml:space="preserve">302(b)</w:t>
-      </w:r>
-      <w:r>
-        <w:t xml:space="preserve"> </w:t>
-      </w:r>
-      <w:r>
-        <w:t xml:space="preserve">would go against the express limitation of Elec. Law § 8</w:t>
-      </w:r>
-      <w:r>
-        <w:noBreakHyphen/>
-      </w:r>
-      <w:r>
-        <w:t xml:space="preserve">103(b)⁠(1)</w:t>
+        <w:t xml:space="preserve">Restated, because any suspension of Elec. Law § 11-⁠302(b)</w:t>
+      </w:r>
+      <w:r>
+        <w:t xml:space="preserve"> </w:t>
+      </w:r>
+      <w:r>
+        <w:t xml:space="preserve">would go against the express limitation of Elec. Law § 8-⁠103(b)⁠(1)</w:t>
       </w:r>
       <w:r>
         <w:t xml:space="preserve"> </w:t>
@@ -6201,37 +5901,19 @@
         <w:t xml:space="preserve"> </w:t>
       </w:r>
       <w:r>
-        <w:t xml:space="preserve">9 of the Maryland Declaration of Rights. That is because any power to suspend Elec. Law § 11</w:t>
-      </w:r>
-      <w:r>
-        <w:noBreakHyphen/>
-      </w:r>
-      <w:r>
-        <w:t xml:space="preserve">302(b)</w:t>
-      </w:r>
-      <w:r>
-        <w:t xml:space="preserve"> </w:t>
-      </w:r>
-      <w:r>
-        <w:t xml:space="preserve">could not be derived from Elec. Law § 8</w:t>
-      </w:r>
-      <w:r>
-        <w:noBreakHyphen/>
-      </w:r>
-      <w:r>
-        <w:t xml:space="preserve">103(b)⁠(1)</w:t>
-      </w:r>
-      <w:r>
-        <w:t xml:space="preserve"> </w:t>
-      </w:r>
-      <w:r>
-        <w:t xml:space="preserve">since that power would undermine the integrity of the electoral process in contravention of the express language of Elec. Law § 8</w:t>
-      </w:r>
-      <w:r>
-        <w:noBreakHyphen/>
-      </w:r>
-      <w:r>
-        <w:t xml:space="preserve">103(b)⁠(1)</w:t>
+        <w:t xml:space="preserve">9 of the Maryland Declaration of Rights. That is because any power to suspend Elec. Law § 11-⁠302(b)</w:t>
+      </w:r>
+      <w:r>
+        <w:t xml:space="preserve"> </w:t>
+      </w:r>
+      <w:r>
+        <w:t xml:space="preserve">could not be derived from Elec. Law § 8-⁠103(b)⁠(1)</w:t>
+      </w:r>
+      <w:r>
+        <w:t xml:space="preserve"> </w:t>
+      </w:r>
+      <w:r>
+        <w:t xml:space="preserve">since that power would undermine the integrity of the electoral process in contravention of the express language of Elec. Law § 8-⁠103(b)⁠(1)</w:t>
       </w:r>
       <w:r>
         <w:t xml:space="preserve">.</w:t>
@@ -6242,13 +5924,7 @@
         <w:pStyle w:val="BodyText"/>
       </w:pPr>
       <w:r>
-        <w:t xml:space="preserve">Returning to the general discussion of the facial unconstitutionality of Elec. Law § 8</w:t>
-      </w:r>
-      <w:r>
-        <w:noBreakHyphen/>
-      </w:r>
-      <w:r>
-        <w:t xml:space="preserve">103(b)⁠(1)</w:t>
+        <w:t xml:space="preserve">Returning to the general discussion of the facial unconstitutionality of Elec. Law § 8-⁠103(b)⁠(1)</w:t>
       </w:r>
       <w:r>
         <w:t xml:space="preserve">, Delegate Cox invites the Court to examine the holding of Getty</w:t>
@@ -6376,13 +6052,7 @@
         <w:t xml:space="preserve"> </w:t>
       </w:r>
       <w:r>
-        <w:t xml:space="preserve">happened after 1998, when Elec. Law § 8</w:t>
-      </w:r>
-      <w:r>
-        <w:noBreakHyphen/>
-      </w:r>
-      <w:r>
-        <w:t xml:space="preserve">103(b)⁠(1)</w:t>
+        <w:t xml:space="preserve">happened after 1998, when Elec. Law § 8-⁠103(b)⁠(1)</w:t>
       </w:r>
       <w:r>
         <w:t xml:space="preserve"> </w:t>
@@ -6394,13 +6064,7 @@
         <w:t xml:space="preserve"> </w:t>
       </w:r>
       <w:r>
-        <w:t xml:space="preserve">Laws of Maryland, Ch. 585. Assuming, arguendo, that the State Board’s contentions in case at bar are valid, the Carroll County Election Board “after conferring with the State Board,” could have easily petitioned “a circuit court to take any action the court considers necessary to provide a remedy that is in the public interest and protects the integrity of the electoral process.” See Elec. Law § 8</w:t>
-      </w:r>
-      <w:r>
-        <w:noBreakHyphen/>
-      </w:r>
-      <w:r>
-        <w:t xml:space="preserve">103(b)⁠(1)</w:t>
+        <w:t xml:space="preserve">Laws of Maryland, Ch. 585. Assuming, arguendo, that the State Board’s contentions in case at bar are valid, the Carroll County Election Board “after conferring with the State Board,” could have easily petitioned “a circuit court to take any action the court considers necessary to provide a remedy that is in the public interest and protects the integrity of the electoral process.” See Elec. Law § 8-⁠103(b)⁠(1)</w:t>
       </w:r>
       <w:r>
         <w:t xml:space="preserve">. After all, if the General Assembly’s present failure to give ballot workers more time to count mail-in ballots is considered an “emergency circumstance” by the State Board, then the General Assembly’s failure to perform redistricting in Carroll County likewise should have been deemed an emergency. Ergo, the State Board and the Carroll County local board could have used the same arguments in this present case to address the Getty</w:t>
@@ -6420,13 +6084,7 @@
         <w:t xml:space="preserve">Given the constraints of time and the urgency of the present matter, Delegate Cox has no feasible way of discovering whether this issue was raised in Getty</w:t>
       </w:r>
       <w:r>
-        <w:t xml:space="preserve">. Nevertheless, Delegate Cox believes that in this post</w:t>
-      </w:r>
-      <w:r>
-        <w:noBreakHyphen/>
-      </w:r>
-      <w:r>
-        <w:t xml:space="preserve">1998 paradigm it is instructive to find a Court of Appeals’ election case that describes how boards of election and circuit courts cannot infringe upon the Legislative process, even when the General Assembly fails to act.</w:t>
+        <w:t xml:space="preserve">. Nevertheless, Delegate Cox believes that in this post-⁠1998 paradigm it is instructive to find a Court of Appeals’ election case that describes how boards of election and circuit courts cannot infringe upon the Legislative process, even when the General Assembly fails to act.</w:t>
       </w:r>
     </w:p>
     <w:p>
@@ -6754,13 +6412,7 @@
         <w:pStyle w:val="BodyText"/>
       </w:pPr>
       <w:r>
-        <w:t xml:space="preserve">Accordingly, in addition to being unconstitutional on its face due to the legislature’s delegation of legislative discretion in the form of doing whatever “is in the public interest”, Election Law § 8</w:t>
-      </w:r>
-      <w:r>
-        <w:noBreakHyphen/>
-      </w:r>
-      <w:r>
-        <w:t xml:space="preserve">103(b)</w:t>
+        <w:t xml:space="preserve">Accordingly, in addition to being unconstitutional on its face due to the legislature’s delegation of legislative discretion in the form of doing whatever “is in the public interest”, Election Law § 8-⁠103(b)</w:t>
       </w:r>
       <w:r>
         <w:t xml:space="preserve"> </w:t>
@@ -7158,13 +6810,7 @@
         <w:pStyle w:val="BodyText"/>
       </w:pPr>
       <w:r>
-        <w:t xml:space="preserve">As mentioned, Election Law § 8</w:t>
-      </w:r>
-      <w:r>
-        <w:noBreakHyphen/>
-      </w:r>
-      <w:r>
-        <w:t xml:space="preserve">103</w:t>
+        <w:t xml:space="preserve">As mentioned, Election Law § 8-⁠103</w:t>
       </w:r>
       <w:r>
         <w:t xml:space="preserve"> </w:t>
@@ -7214,13 +6860,7 @@
         <w:pStyle w:val="BodyText"/>
       </w:pPr>
       <w:r>
-        <w:t xml:space="preserve">As the Court is aware, foreseeability is not only central to the determination of whether Elec. Law § 8</w:t>
-      </w:r>
-      <w:r>
-        <w:noBreakHyphen/>
-      </w:r>
-      <w:r>
-        <w:t xml:space="preserve">103</w:t>
+        <w:t xml:space="preserve">As the Court is aware, foreseeability is not only central to the determination of whether Elec. Law § 8-⁠103</w:t>
       </w:r>
       <w:r>
         <w:t xml:space="preserve"> </w:t>
@@ -7356,13 +6996,7 @@
         <w:tab/>
       </w:r>
       <w:r>
-        <w:t xml:space="preserve">Declare that Maryland Code, Election Law Article § 8</w:t>
-      </w:r>
-      <w:r>
-        <w:noBreakHyphen/>
-      </w:r>
-      <w:r>
-        <w:t xml:space="preserve">103(b)</w:t>
+        <w:t xml:space="preserve">Declare that Maryland Code, Election Law Article § 8-⁠103(b)</w:t>
       </w:r>
       <w:r>
         <w:t xml:space="preserve"> </w:t>
@@ -7662,9 +7296,7 @@
               <w:t xml:space="preserve"> </w:t>
             </w:r>
             <w:r>
-              <w:t xml:space="preserve">21401</w:t>
-              <w:noBreakHyphen/>
-              <w:t xml:space="preserve">7047</w:t>
+              <w:t xml:space="preserve">21401-⁠7047</w:t>
             </w:r>
           </w:p>
           <w:p>
@@ -7686,9 +7318,7 @@
               <w:t xml:space="preserve"> </w:t>
             </w:r>
             <w:r>
-              <w:t xml:space="preserve">266</w:t>
-              <w:noBreakHyphen/>
-              <w:t xml:space="preserve">3232</w:t>
+              <w:t xml:space="preserve">266-⁠3232</w:t>
             </w:r>
           </w:p>
           <w:p>
@@ -7710,9 +7340,7 @@
               <w:t xml:space="preserve"> </w:t>
             </w:r>
             <w:r>
-              <w:t xml:space="preserve">266</w:t>
-              <w:noBreakHyphen/>
-              <w:t xml:space="preserve">5561</w:t>
+              <w:t xml:space="preserve">266-⁠5561</w:t>
             </w:r>
           </w:p>
           <w:p>
@@ -7893,9 +7521,7 @@
           <w:b/>
           <w:bCs/>
         </w:rPr>
-        <w:t xml:space="preserve">8</w:t>
-        <w:noBreakHyphen/>
-        <w:t xml:space="preserve">112</w:t>
+        <w:t xml:space="preserve">8-⁠112</w:t>
       </w:r>
     </w:p>
     <w:p>
@@ -8019,9 +7645,7 @@
         <w:t xml:space="preserve"> </w:t>
       </w:r>
       <w:r>
-        <w:t xml:space="preserve">8</w:t>
-        <w:noBreakHyphen/>
-        <w:t xml:space="preserve">503.</w:t>
+        <w:t xml:space="preserve">8-⁠503.</w:t>
       </w:r>
     </w:p>
     <w:p>
@@ -8121,9 +7745,7 @@
         <w:t xml:space="preserve"> </w:t>
       </w:r>
       <w:r>
-        <w:t xml:space="preserve">8</w:t>
-        <w:noBreakHyphen/>
-        <w:t xml:space="preserve">112.</w:t>
+        <w:t xml:space="preserve">8-⁠112.</w:t>
       </w:r>
     </w:p>
     <w:p>
@@ -8607,13 +8229,7 @@
         <w:t xml:space="preserve"> </w:t>
       </w:r>
       <w:r>
-        <w:t xml:space="preserve">Rule 8</w:t>
-      </w:r>
-      <w:r>
-        <w:noBreakHyphen/>
-      </w:r>
-      <w:r>
-        <w:t xml:space="preserve">131(c):</w:t>
+        <w:t xml:space="preserve">Rule 8-⁠131(c):</w:t>
       </w:r>
     </w:p>
     <w:p>
@@ -9009,9 +8625,7 @@
         <w:t xml:space="preserve"> </w:t>
       </w:r>
       <w:r>
-        <w:t xml:space="preserve">576</w:t>
-        <w:noBreakHyphen/>
-        <w:t xml:space="preserve">6472</w:t>
+        <w:t xml:space="preserve">576-⁠6472</w:t>
       </w:r>
     </w:p>
     <w:p>
@@ -9027,9 +8641,7 @@
         <w:t xml:space="preserve"> </w:t>
       </w:r>
       <w:r>
-        <w:t xml:space="preserve">576</w:t>
-        <w:noBreakHyphen/>
-        <w:t xml:space="preserve">6955</w:t>
+        <w:t xml:space="preserve">576-⁠6955</w:t>
       </w:r>
       <w:r>
         <w:t xml:space="preserve"> </w:t>
@@ -9222,13 +8834,7 @@
         <w:t xml:space="preserve"> </w:t>
       </w:r>
       <w:r>
-        <w:t xml:space="preserve">This Court should take judicial notice of Md. Code Ann., Elec. Law § 9</w:t>
-      </w:r>
-      <w:r>
-        <w:noBreakHyphen/>
-      </w:r>
-      <w:r>
-        <w:t xml:space="preserve">301(c)</w:t>
+        <w:t xml:space="preserve">This Court should take judicial notice of Md. Code Ann., Elec. Law § 9-⁠301(c)</w:t>
       </w:r>
       <w:r>
         <w:t xml:space="preserve">, which makes the terms “mail-in ballots” and “absentee ballots” interchangeable.</w:t>
@@ -9974,7 +9580,7 @@
     <w:qFormat/>
     <w:pPr>
       <w:keepLines/>
-      <w:spacing w:before="0" w:after="140" w:line="299" w:lineRule="exact"/>
+      <w:spacing w:before="23" w:after="140" w:line="299" w:lineRule="exact"/>
     </w:pPr>
     <w:rPr>
       <w:sz w:val="26"/>
